--- a/media/R2601/temp/测试说明.docx
+++ b/media/R2601/temp/测试说明.docx
@@ -7523,6 +7523,106 @@
                     <w:rFonts w:hint="eastAsia"/>
                     <w:szCs w:val="21"/>
                   </w:rPr>
+                  <w:t xml:space="preserve">标校软件需求规格说明</w:t>
+                </w:r>
+              </w:p>
+            </w:tc>
+            <w:tc>
+              <w:tcPr>
+                <w:tcW w:w="1497" w:type="pct"/>
+              </w:tcPr>
+              <w:p>
+                <w:pPr>
+                  <w:rPr>
+                    <w:szCs w:val="21"/>
+                    <w:highlight w:val="yellow"/>
+                  </w:rPr>
+                </w:pPr>
+                <w:r>
+                  <w:rPr>
+                    <w:rFonts w:hint="eastAsia"/>
+                    <w:szCs w:val="21"/>
+                  </w:rPr>
+                  <w:t xml:space="preserve">T/21352/01/XQ-1.01</w:t>
+                </w:r>
+              </w:p>
+            </w:tc>
+            <w:tc>
+              <w:tcPr>
+                <w:tcW w:w="737" w:type="pct"/>
+              </w:tcPr>
+              <w:p>
+                <w:pPr>
+                  <w:rPr>
+                    <w:szCs w:val="21"/>
+                    <w:highlight w:val="yellow"/>
+                  </w:rPr>
+                </w:pPr>
+                <w:r>
+                  <w:rPr>
+                    <w:rFonts w:hint="eastAsia"/>
+                    <w:szCs w:val="21"/>
+                  </w:rPr>
+                  <w:t xml:space="preserve">2026-04-24</w:t>
+                </w:r>
+              </w:p>
+            </w:tc>
+            <w:tc>
+              <w:tcPr>
+                <w:tcW w:w="893" w:type="pct"/>
+              </w:tcPr>
+              <w:p>
+                <w:pPr>
+                  <w:rPr>
+                    <w:szCs w:val="21"/>
+                    <w:highlight w:val="yellow"/>
+                  </w:rPr>
+                </w:pPr>
+                <w:r>
+                  <w:rPr>
+                    <w:rFonts w:hint="eastAsia"/>
+                    <w:szCs w:val="21"/>
+                  </w:rPr>
+                  <w:t xml:space="preserve">北京航天时代光电科技有限公司</w:t>
+                </w:r>
+              </w:p>
+            </w:tc>
+          </w:tr>
+          <w:tr>
+            <w:tc>
+              <w:tcPr>
+                <w:tcW w:w="384" w:type="pct"/>
+              </w:tcPr>
+              <w:p>
+                <w:pPr>
+                  <w:numPr>
+                    <w:ilvl w:val="0"/>
+                    <w:numId w:val="4"/>
+                  </w:numPr>
+                  <w:jc w:val="center"/>
+                  <w:rPr>
+                    <w:szCs w:val="21"/>
+                  </w:rPr>
+                </w:pPr>
+              </w:p>
+            </w:tc>
+            <w:tc>
+              <w:tcPr>
+                <w:tcW w:w="1489" w:type="pct"/>
+              </w:tcPr>
+              <w:p>
+                <w:pPr>
+                  <w:rPr>
+                    <w:iCs/>
+                    <w:szCs w:val="21"/>
+                    <w:highlight w:val="yellow"/>
+                  </w:rPr>
+                </w:pPr>
+                <w:r>
+                  <w:rPr>
+                    <w:rFonts w:hint="eastAsia"/>
+                    <w:szCs w:val="21"/>
+                  </w:rPr>
                   <w:t xml:space="preserve">标校软件测试软件鉴定测评大纲</w:t>
                 </w:r>
               </w:p>
@@ -9039,30 +9139,6 @@
         <w:p>
           <w:pPr>
             <w:pStyle w:val="aff2"/>
-            <w:ind w:firstLine="480"/>
-          </w:pPr>
-          <w:r>
-            <w:rPr>
-              <w:rFonts w:hint="eastAsia"/>
-            </w:rPr>
-            <w:t xml:space="preserve">软件任务提出单位：总体技术一部总体设计设计组</w:t>
-          </w:r>
-        </w:p>
-        <w:p>
-          <w:pPr>
-            <w:pStyle w:val="aff2"/>
-            <w:ind w:firstLine="480"/>
-          </w:pPr>
-          <w:r>
-            <w:rPr>
-              <w:rFonts w:hint="eastAsia"/>
-            </w:rPr>
-            <w:t xml:space="preserve">软件任务开发单位：总体技术一部软件组</w:t>
-          </w:r>
-        </w:p>
-        <w:p>
-          <w:pPr>
-            <w:pStyle w:val="aff2"/>
             <w:ind w:firstLineChars="0" w:firstLine="0"/>
             <w:contextualSpacing/>
             <w:jc w:val="center"/>
@@ -9205,6 +9281,332 @@
             <w:t xml:space="preserve">这是图片题注</w:t>
           </w:r>
         </w:p>
+        <w:p>
+          <w:pPr>
+            <w:wordWrap w:val="0"/>
+            <w:spacing w:line="360" w:lineRule="auto"/>
+            <w:jc w:val="center"/>
+            <w:rPr>
+              <w:rFonts w:eastAsia="黑体"/>
+              <w:szCs w:val="21"/>
+            </w:rPr>
+          </w:pPr>
+          <w:r>
+            <w:rPr>
+              <w:rFonts w:eastAsia="黑体"/>
+              <w:szCs w:val="21"/>
+            </w:rPr>
+            <w:t>表</w:t>
+          </w:r>
+          <w:r>
+            <w:rPr>
+              <w:rFonts w:eastAsia="黑体"/>
+              <w:szCs w:val="21"/>
+            </w:rPr>
+            <w:fldChar w:fldCharType="begin"/>
+          </w:r>
+          <w:r>
+            <w:rPr>
+              <w:rFonts w:eastAsia="黑体"/>
+              <w:szCs w:val="21"/>
+            </w:rPr>
+            <w:instrText xml:space="preserve"> STYLEREF 1 \s </w:instrText>
+          </w:r>
+          <w:r>
+            <w:rPr>
+              <w:rFonts w:eastAsia="黑体"/>
+              <w:szCs w:val="21"/>
+            </w:rPr>
+            <w:fldChar w:fldCharType="separate"/>
+          </w:r>
+          <w:r>
+            <w:rPr>
+              <w:rFonts w:eastAsia="黑体"/>
+              <w:noProof/>
+              <w:szCs w:val="21"/>
+            </w:rPr>
+            <w:t>5</w:t>
+          </w:r>
+          <w:r>
+            <w:rPr>
+              <w:rFonts w:eastAsia="黑体"/>
+              <w:szCs w:val="21"/>
+            </w:rPr>
+            <w:fldChar w:fldCharType="end"/>
+          </w:r>
+          <w:r>
+            <w:rPr>
+              <w:rFonts w:eastAsia="黑体"/>
+              <w:szCs w:val="21"/>
+            </w:rPr>
+            <w:noBreakHyphen/>
+          </w:r>
+          <w:r>
+            <w:rPr>
+              <w:rFonts w:eastAsia="黑体"/>
+              <w:szCs w:val="21"/>
+            </w:rPr>
+            <w:fldChar w:fldCharType="begin"/>
+          </w:r>
+          <w:r>
+            <w:rPr>
+              <w:rFonts w:eastAsia="黑体"/>
+              <w:szCs w:val="21"/>
+            </w:rPr>
+            <w:instrText xml:space="preserve"> SEQ </w:instrText>
+          </w:r>
+          <w:r>
+            <w:rPr>
+              <w:rFonts w:eastAsia="黑体"/>
+              <w:szCs w:val="21"/>
+            </w:rPr>
+            <w:instrText>表</w:instrText>
+          </w:r>
+          <w:r>
+            <w:rPr>
+              <w:rFonts w:eastAsia="黑体"/>
+              <w:szCs w:val="21"/>
+            </w:rPr>
+            <w:instrText xml:space="preserve"> \* ARABIC \s 1 </w:instrText>
+          </w:r>
+          <w:r>
+            <w:rPr>
+              <w:rFonts w:eastAsia="黑体"/>
+              <w:szCs w:val="21"/>
+            </w:rPr>
+            <w:fldChar w:fldCharType="separate"/>
+          </w:r>
+          <w:r>
+            <w:rPr>
+              <w:rFonts w:eastAsia="黑体"/>
+              <w:noProof/>
+              <w:szCs w:val="21"/>
+            </w:rPr>
+            <w:t>1</w:t>
+          </w:r>
+          <w:r>
+            <w:rPr>
+              <w:rFonts w:eastAsia="黑体"/>
+              <w:szCs w:val="21"/>
+            </w:rPr>
+            <w:fldChar w:fldCharType="end"/>
+          </w:r>
+          <w:r>
+            <w:rPr>
+              <w:rFonts w:eastAsia="黑体" w:hint="eastAsia"/>
+              <w:szCs w:val="21"/>
+            </w:rPr>
+            <w:t xml:space="preserve">这是表格的题注</w:t>
+          </w:r>
+        </w:p>
+        <w:p>
+          <w:pPr>
+            <w:wordWrap w:val="0"/>
+            <w:spacing w:line="360" w:lineRule="auto"/>
+            <w:jc w:val="center"/>
+            <w:rPr>
+              <w:rFonts w:eastAsia="黑体" w:hint="eastAsia"/>
+              <w:szCs w:val="21"/>
+            </w:rPr>
+          </w:pPr>
+          <w:r>
+            <w:rPr>
+              <w:rFonts w:eastAsia="黑体" w:hint="eastAsia"/>
+              <w:szCs w:val="21"/>
+            </w:rPr>
+            <w:t xml:space="preserve">
+              <w:tbl>
+                <w:tblPr>
+                  <w:tblW w:type="auto" w:w="0"/>
+                  <w:jc w:val="center"/>
+                  <w:tblLook w:firstColumn="1" w:firstRow="1" w:lastColumn="0" w:lastRow="0" w:noHBand="0" w:noVBand="1" w:val="04A0"/>
+                </w:tblPr>
+                <w:tblGrid>
+                  <w:gridCol w:w="2880"/>
+                  <w:gridCol w:w="2880"/>
+                  <w:gridCol w:w="2880"/>
+                </w:tblGrid>
+                <w:tr>
+                  <w:tc>
+                    <w:tcPr>
+                      <w:tcW w:type="dxa" w:w="2880"/>
+                      <w:vAlign w:val="center"/>
+                      <w:tcBorders>
+                        <w:left w:sz="12" w:val="single" w:color="#000000"/>
+                        <w:top w:sz="12" w:val="single" w:color="#000000"/>
+                        <w:right w:sz="6" w:val="single" w:color="#000000" w:space="0"/>
+                        <w:bottom w:sz="6" w:val="single" w:color="#000000" w:space="0"/>
+                      </w:tcBorders>
+                    </w:tcPr>
+                    <w:p>
+                      <w:pPr>
+                        <w:jc w:val="center"/>
+                      </w:pPr>
+                      <w:r/>
+                      <w:r>
+                        <w:rPr>
+                          <w:rFonts w:ascii="黑体" w:hAnsi="黑体" w:eastAsia="黑体"/>
+                          <w:b w:val="0"/>
+                        </w:rPr>
+                        <w:t>11</w:t>
+                      </w:r>
+                    </w:p>
+                  </w:tc>
+                  <w:tc>
+                    <w:tcPr>
+                      <w:tcW w:type="dxa" w:w="2880"/>
+                      <w:vAlign w:val="center"/>
+                      <w:tcBorders>
+                        <w:left w:sz="6" w:val="single" w:color="#000000" w:space="0"/>
+                        <w:top w:sz="12" w:val="single" w:color="#000000"/>
+                        <w:right w:sz="6" w:val="single" w:color="#000000" w:space="0"/>
+                        <w:bottom w:sz="6" w:val="single" w:color="#000000" w:space="0"/>
+                      </w:tcBorders>
+                    </w:tcPr>
+                    <w:p>
+                      <w:pPr>
+                        <w:jc w:val="center"/>
+                      </w:pPr>
+                      <w:r/>
+                      <w:r>
+                        <w:rPr>
+                          <w:rFonts w:ascii="黑体" w:hAnsi="黑体" w:eastAsia="黑体"/>
+                          <w:b w:val="0"/>
+                        </w:rPr>
+                        <w:t>12</w:t>
+                      </w:r>
+                    </w:p>
+                  </w:tc>
+                  <w:tc>
+                    <w:tcPr>
+                      <w:tcW w:type="dxa" w:w="2880"/>
+                      <w:vAlign w:val="center"/>
+                      <w:tcBorders>
+                        <w:left w:sz="6" w:val="single" w:color="#000000" w:space="0"/>
+                        <w:top w:sz="12" w:val="single" w:color="#000000"/>
+                        <w:right w:sz="12" w:val="single" w:color="#000000"/>
+                        <w:bottom w:sz="6" w:val="single" w:color="#000000" w:space="0"/>
+                      </w:tcBorders>
+                    </w:tcPr>
+                    <w:p>
+                      <w:pPr>
+                        <w:jc w:val="center"/>
+                      </w:pPr>
+                      <w:r/>
+                      <w:r>
+                        <w:rPr>
+                          <w:rFonts w:ascii="黑体" w:hAnsi="黑体" w:eastAsia="黑体"/>
+                          <w:b w:val="0"/>
+                        </w:rPr>
+                        <w:t>13</w:t>
+                      </w:r>
+                    </w:p>
+                  </w:tc>
+                </w:tr>
+                <w:tr>
+                  <w:tc>
+                    <w:tcPr>
+                      <w:tcW w:type="dxa" w:w="2880"/>
+                      <w:tcBorders>
+                        <w:left w:sz="12" w:val="single" w:color="#000000"/>
+                        <w:top w:sz="6" w:val="single" w:color="#000000" w:space="0"/>
+                        <w:right w:sz="6" w:val="single" w:color="#000000" w:space="0"/>
+                        <w:bottom w:sz="6" w:val="single" w:color="#000000" w:space="0"/>
+                      </w:tcBorders>
+                    </w:tcPr>
+                    <w:p>
+                      <w:r>
+                        <w:t>21</w:t>
+                      </w:r>
+                    </w:p>
+                  </w:tc>
+                  <w:tc>
+                    <w:tcPr>
+                      <w:tcW w:type="dxa" w:w="2880"/>
+                      <w:tcBorders>
+                        <w:left w:sz="6" w:val="single" w:color="#000000" w:space="0"/>
+                        <w:top w:sz="6" w:val="single" w:color="#000000" w:space="0"/>
+                        <w:right w:sz="6" w:val="single" w:color="#000000" w:space="0"/>
+                        <w:bottom w:sz="6" w:val="single" w:color="#000000" w:space="0"/>
+                      </w:tcBorders>
+                    </w:tcPr>
+                    <w:p>
+                      <w:r>
+                        <w:t>22</w:t>
+                      </w:r>
+                    </w:p>
+                  </w:tc>
+                  <w:tc>
+                    <w:tcPr>
+                      <w:tcW w:type="dxa" w:w="2880"/>
+                      <w:tcBorders>
+                        <w:left w:sz="6" w:val="single" w:color="#000000" w:space="0"/>
+                        <w:top w:sz="6" w:val="single" w:color="#000000" w:space="0"/>
+                        <w:right w:sz="12" w:val="single" w:color="#000000"/>
+                        <w:bottom w:sz="6" w:val="single" w:color="#000000" w:space="0"/>
+                      </w:tcBorders>
+                    </w:tcPr>
+                    <w:p>
+                      <w:r>
+                        <w:t>23</w:t>
+                      </w:r>
+                    </w:p>
+                  </w:tc>
+                </w:tr>
+                <w:tr>
+                  <w:tc>
+                    <w:tcPr>
+                      <w:tcW w:type="dxa" w:w="2880"/>
+                      <w:tcBorders>
+                        <w:left w:sz="12" w:val="single" w:color="#000000"/>
+                        <w:top w:sz="6" w:val="single" w:color="#000000" w:space="0"/>
+                        <w:right w:sz="6" w:val="single" w:color="#000000" w:space="0"/>
+                        <w:bottom w:sz="12" w:val="single" w:color="#000000"/>
+                      </w:tcBorders>
+                    </w:tcPr>
+                    <w:p>
+                      <w:r>
+                        <w:t>31</w:t>
+                      </w:r>
+                    </w:p>
+                  </w:tc>
+                  <w:tc>
+                    <w:tcPr>
+                      <w:tcW w:type="dxa" w:w="2880"/>
+                      <w:tcBorders>
+                        <w:left w:sz="6" w:val="single" w:color="#000000" w:space="0"/>
+                        <w:top w:sz="6" w:val="single" w:color="#000000" w:space="0"/>
+                        <w:right w:sz="6" w:val="single" w:color="#000000" w:space="0"/>
+                        <w:bottom w:sz="12" w:val="single" w:color="#000000"/>
+                      </w:tcBorders>
+                    </w:tcPr>
+                    <w:p>
+                      <w:r>
+                        <w:t>32</w:t>
+                      </w:r>
+                    </w:p>
+                  </w:tc>
+                  <w:tc>
+                    <w:tcPr>
+                      <w:tcW w:type="dxa" w:w="2880"/>
+                      <w:tcBorders>
+                        <w:left w:sz="6" w:val="single" w:color="#000000" w:space="0"/>
+                        <w:top w:sz="6" w:val="single" w:color="#000000" w:space="0"/>
+                        <w:right w:sz="12" w:val="single" w:color="#000000"/>
+                        <w:bottom w:sz="12" w:val="single" w:color="#000000"/>
+                      </w:tcBorders>
+                    </w:tcPr>
+                    <w:p>
+                      <w:r>
+                        <w:t>33</w:t>
+                      </w:r>
+                    </w:p>
+                  </w:tc>
+                </w:tr>
+              </w:tbl>
+            </w:t>
+          </w:r>
+        </w:p>
       </w:sdtContent>
     </w:sdt>
     <w:bookmarkEnd w:id="26"/>
@@ -10197,7 +10599,7 @@
             <w:t xml:space="preserve">、</w:t>
           </w:r>
           <w:r>
-            <w:t xml:space="preserve">再来一个接口2</w:t>
+            <w:t xml:space="preserve">再来一个接口名字很长2</w:t>
           </w:r>
           <w:r>
             <w:t xml:space="preserve"/>
@@ -11364,7 +11766,7 @@
                     <w:rFonts w:hint="eastAsia"/>
                     <w:szCs w:val="21"/>
                   </w:rPr>
-                  <w:t xml:space="preserve">再来一个接口2</w:t>
+                  <w:t xml:space="preserve">再来一个接口名字很长2</w:t>
                 </w:r>
                 <w:r>
                   <w:rPr>
@@ -12247,7 +12649,7 @@
                         <w:left w:sz="12" w:val="single" w:color="#000000"/>
                         <w:top w:sz="6" w:val="single" w:color="#000000" w:space="0"/>
                         <w:right w:sz="6" w:val="single" w:color="#000000" w:space="0"/>
-                        <w:bottom w:sz="12" w:val="single" w:color="#000000"/>
+                        <w:bottom w:sz="6" w:val="single" w:color="#000000" w:space="0"/>
                       </w:tcBorders>
                     </w:tcPr>
                     <w:p>
@@ -12275,7 +12677,7 @@
                         <w:left w:sz="6" w:val="single" w:color="#000000" w:space="0"/>
                         <w:top w:sz="6" w:val="single" w:color="#000000" w:space="0"/>
                         <w:right w:sz="6" w:val="single" w:color="#000000" w:space="0"/>
-                        <w:bottom w:sz="12" w:val="single" w:color="#000000"/>
+                        <w:bottom w:sz="6" w:val="single" w:color="#000000" w:space="0"/>
                       </w:tcBorders>
                     </w:tcPr>
                     <w:p>
@@ -12303,7 +12705,7 @@
                         <w:left w:sz="6" w:val="single" w:color="#000000" w:space="0"/>
                         <w:top w:sz="6" w:val="single" w:color="#000000" w:space="0"/>
                         <w:right w:sz="6" w:val="single" w:color="#000000" w:space="0"/>
-                        <w:bottom w:sz="12" w:val="single" w:color="#000000"/>
+                        <w:bottom w:sz="6" w:val="single" w:color="#000000" w:space="0"/>
                       </w:tcBorders>
                     </w:tcPr>
                     <w:p>
@@ -12331,6 +12733,178 @@
                         <w:left w:sz="6" w:val="single" w:color="#000000" w:space="0"/>
                         <w:top w:sz="6" w:val="single" w:color="#000000" w:space="0"/>
                         <w:right w:sz="12" w:val="single" w:color="#000000"/>
+                        <w:bottom w:sz="6" w:val="single" w:color="#000000" w:space="0"/>
+                      </w:tcBorders>
+                    </w:tcPr>
+                    <w:p>
+                      <w:pPr>
+                        <w:jc w:val="left"/>
+                      </w:pPr>
+                      <w:r>
+                        <w:t>33</w:t>
+                      </w:r>
+                    </w:p>
+                  </w:tc>
+                </w:tr>
+                <w:tr>
+                  <w:tc>
+                    <w:tcPr>
+                      <w:tcW w:type="dxa" w:w="850"/>
+                      <w:tcMar>
+                        <w:left w:w="100" w:type="dxa"/>
+                        <w:start w:w="100" w:type="dxa"/>
+                        <w:right w:w="100" w:type="dxa"/>
+                        <w:end w:w="100" w:type="dxa"/>
+                        <w:top w:w="100" w:type="dxa"/>
+                        <w:bottom w:w="100" w:type="dxa"/>
+                      </w:tcMar>
+                      <w:vAlign w:val="center"/>
+                      <w:tcBorders>
+                        <w:left w:sz="12" w:val="single" w:color="#000000"/>
+                        <w:top w:sz="6" w:val="single" w:color="#000000" w:space="0"/>
+                        <w:right w:sz="6" w:val="single" w:color="#000000" w:space="0"/>
+                        <w:bottom w:sz="6" w:val="single" w:color="#000000" w:space="0"/>
+                      </w:tcBorders>
+                    </w:tcPr>
+                    <w:p>
+                      <w:pPr>
+                        <w:jc w:val="center"/>
+                      </w:pPr>
+                      <w:r>
+                        <w:t>3</w:t>
+                      </w:r>
+                    </w:p>
+                  </w:tc>
+                  <w:tc>
+                    <w:tcPr>
+                      <w:tcW w:type="dxa" w:w="2160"/>
+                      <w:tcMar>
+                        <w:left w:w="100" w:type="dxa"/>
+                        <w:start w:w="100" w:type="dxa"/>
+                        <w:right w:w="100" w:type="dxa"/>
+                        <w:end w:w="100" w:type="dxa"/>
+                        <w:top w:w="100" w:type="dxa"/>
+                        <w:bottom w:w="100" w:type="dxa"/>
+                      </w:tcMar>
+                      <w:vAlign w:val="center"/>
+                      <w:tcBorders>
+                        <w:left w:sz="6" w:val="single" w:color="#000000" w:space="0"/>
+                        <w:top w:sz="6" w:val="single" w:color="#000000" w:space="0"/>
+                        <w:right w:sz="6" w:val="single" w:color="#000000" w:space="0"/>
+                        <w:bottom w:sz="6" w:val="single" w:color="#000000" w:space="0"/>
+                      </w:tcBorders>
+                    </w:tcPr>
+                    <w:p>
+                      <w:pPr>
+                        <w:jc w:val="left"/>
+                      </w:pPr>
+                      <w:r>
+                        <w:t>第一轮第二轮都渲染</w:t>
+                      </w:r>
+                    </w:p>
+                  </w:tc>
+                  <w:tc>
+                    <w:tcPr>
+                      <w:tcW w:type="dxa" w:w="2160"/>
+                      <w:tcMar>
+                        <w:left w:w="100" w:type="dxa"/>
+                        <w:start w:w="100" w:type="dxa"/>
+                        <w:right w:w="100" w:type="dxa"/>
+                        <w:end w:w="100" w:type="dxa"/>
+                        <w:top w:w="100" w:type="dxa"/>
+                        <w:bottom w:w="100" w:type="dxa"/>
+                      </w:tcMar>
+                      <w:vAlign w:val="center"/>
+                      <w:tcBorders>
+                        <w:left w:sz="6" w:val="single" w:color="#000000" w:space="0"/>
+                        <w:top w:sz="6" w:val="single" w:color="#000000" w:space="0"/>
+                        <w:right w:sz="6" w:val="single" w:color="#000000" w:space="0"/>
+                        <w:bottom w:sz="6" w:val="single" w:color="#000000" w:space="0"/>
+                      </w:tcBorders>
+                    </w:tcPr>
+                    <w:p>
+                      <w:pPr>
+                        <w:jc w:val="left"/>
+                      </w:pPr>
+                      <w:r>
+                        <w:t>第一轮第二轮都渲染</w:t>
+                      </w:r>
+                    </w:p>
+                  </w:tc>
+                  <w:tc>
+                    <w:tcPr>
+                      <w:tcW w:type="dxa" w:w="2160"/>
+                      <w:tcMar>
+                        <w:left w:w="100" w:type="dxa"/>
+                        <w:start w:w="100" w:type="dxa"/>
+                        <w:right w:w="100" w:type="dxa"/>
+                        <w:end w:w="100" w:type="dxa"/>
+                        <w:top w:w="100" w:type="dxa"/>
+                        <w:bottom w:w="100" w:type="dxa"/>
+                      </w:tcMar>
+                      <w:vAlign w:val="center"/>
+                      <w:tcBorders>
+                        <w:left w:sz="6" w:val="single" w:color="#000000" w:space="0"/>
+                        <w:top w:sz="6" w:val="single" w:color="#000000" w:space="0"/>
+                        <w:right w:sz="12" w:val="single" w:color="#000000"/>
+                        <w:bottom w:sz="6" w:val="single" w:color="#000000" w:space="0"/>
+                      </w:tcBorders>
+                    </w:tcPr>
+                    <w:p>
+                      <w:pPr>
+                        <w:jc w:val="left"/>
+                      </w:pPr>
+                      <w:r>
+                        <w:t>第一轮第二轮都渲染</w:t>
+                      </w:r>
+                    </w:p>
+                  </w:tc>
+                </w:tr>
+                <w:tr>
+                  <w:tc>
+                    <w:tcPr>
+                      <w:tcW w:type="dxa" w:w="850"/>
+                      <w:tcMar>
+                        <w:left w:w="100" w:type="dxa"/>
+                        <w:start w:w="100" w:type="dxa"/>
+                        <w:right w:w="100" w:type="dxa"/>
+                        <w:end w:w="100" w:type="dxa"/>
+                        <w:top w:w="100" w:type="dxa"/>
+                        <w:bottom w:w="100" w:type="dxa"/>
+                      </w:tcMar>
+                      <w:vAlign w:val="center"/>
+                      <w:tcBorders>
+                        <w:left w:sz="12" w:val="single" w:color="#000000"/>
+                        <w:top w:sz="6" w:val="single" w:color="#000000" w:space="0"/>
+                        <w:right w:sz="6" w:val="single" w:color="#000000" w:space="0"/>
+                        <w:bottom w:sz="12" w:val="single" w:color="#000000"/>
+                      </w:tcBorders>
+                    </w:tcPr>
+                    <w:p>
+                      <w:pPr>
+                        <w:jc w:val="center"/>
+                      </w:pPr>
+                      <w:r>
+                        <w:t>4</w:t>
+                      </w:r>
+                    </w:p>
+                  </w:tc>
+                  <w:tc>
+                    <w:tcPr>
+                      <w:tcW w:type="dxa" w:w="2160"/>
+                      <w:tcMar>
+                        <w:left w:w="100" w:type="dxa"/>
+                        <w:start w:w="100" w:type="dxa"/>
+                        <w:right w:w="100" w:type="dxa"/>
+                        <w:end w:w="100" w:type="dxa"/>
+                        <w:top w:w="100" w:type="dxa"/>
+                        <w:bottom w:w="100" w:type="dxa"/>
+                      </w:tcMar>
+                      <w:vAlign w:val="center"/>
+                      <w:tcBorders>
+                        <w:left w:sz="6" w:val="single" w:color="#000000" w:space="0"/>
+                        <w:top w:sz="6" w:val="single" w:color="#000000" w:space="0"/>
+                        <w:right w:sz="6" w:val="single" w:color="#000000" w:space="0"/>
                         <w:bottom w:sz="12" w:val="single" w:color="#000000"/>
                       </w:tcBorders>
                     </w:tcPr>
@@ -12339,7 +12913,63 @@
                         <w:jc w:val="left"/>
                       </w:pPr>
                       <w:r>
-                        <w:t>33</w:t>
+                        <w:t>123都渲染</w:t>
+                      </w:r>
+                    </w:p>
+                  </w:tc>
+                  <w:tc>
+                    <w:tcPr>
+                      <w:tcW w:type="dxa" w:w="2160"/>
+                      <w:tcMar>
+                        <w:left w:w="100" w:type="dxa"/>
+                        <w:start w:w="100" w:type="dxa"/>
+                        <w:right w:w="100" w:type="dxa"/>
+                        <w:end w:w="100" w:type="dxa"/>
+                        <w:top w:w="100" w:type="dxa"/>
+                        <w:bottom w:w="100" w:type="dxa"/>
+                      </w:tcMar>
+                      <w:vAlign w:val="center"/>
+                      <w:tcBorders>
+                        <w:left w:sz="6" w:val="single" w:color="#000000" w:space="0"/>
+                        <w:top w:sz="6" w:val="single" w:color="#000000" w:space="0"/>
+                        <w:right w:sz="6" w:val="single" w:color="#000000" w:space="0"/>
+                        <w:bottom w:sz="12" w:val="single" w:color="#000000"/>
+                      </w:tcBorders>
+                    </w:tcPr>
+                    <w:p>
+                      <w:pPr>
+                        <w:jc w:val="left"/>
+                      </w:pPr>
+                      <w:r>
+                        <w:t>123都渲染</w:t>
+                      </w:r>
+                    </w:p>
+                  </w:tc>
+                  <w:tc>
+                    <w:tcPr>
+                      <w:tcW w:type="dxa" w:w="2160"/>
+                      <w:tcMar>
+                        <w:left w:w="100" w:type="dxa"/>
+                        <w:start w:w="100" w:type="dxa"/>
+                        <w:right w:w="100" w:type="dxa"/>
+                        <w:end w:w="100" w:type="dxa"/>
+                        <w:top w:w="100" w:type="dxa"/>
+                        <w:bottom w:w="100" w:type="dxa"/>
+                      </w:tcMar>
+                      <w:vAlign w:val="center"/>
+                      <w:tcBorders>
+                        <w:left w:sz="6" w:val="single" w:color="#000000" w:space="0"/>
+                        <w:top w:sz="6" w:val="single" w:color="#000000" w:space="0"/>
+                        <w:right w:sz="12" w:val="single" w:color="#000000"/>
+                        <w:bottom w:sz="12" w:val="single" w:color="#000000"/>
+                      </w:tcBorders>
+                    </w:tcPr>
+                    <w:p>
+                      <w:pPr>
+                        <w:jc w:val="left"/>
+                      </w:pPr>
+                      <w:r>
+                        <w:t>123都渲染</w:t>
                       </w:r>
                     </w:p>
                   </w:tc>
